--- a/projekty/03_Procedura_zglaszania_nieprawidlowosci.docx
+++ b/projekty/03_Procedura_zglaszania_nieprawidlowosci.docx
@@ -4,20 +4,14 @@
   <w:body>
     <w:p>
       <w:pPr>
+        <w:pStyle w:val="Title"/>
         <w:jc w:val="center"/>
       </w:pPr>
       <w:r>
-        <w:rPr>
-          <w:b/>
-          <w:sz w:val="42"/>
-        </w:rPr>
         <w:t>Procedura zgłaszania nieprawidłowości</w:t>
       </w:r>
     </w:p>
     <w:p>
-      <w:pPr>
-        <w:jc w:val="center"/>
-      </w:pPr>
       <w:r>
         <w:rPr>
           <w:b/>
@@ -25,7 +19,6 @@
         <w:t>PROJEKT ROBOCZY — do dyskusji i weryfikacji prawnej</w:t>
       </w:r>
     </w:p>
-    <w:p/>
     <w:p>
       <w:r>
         <w:rPr>
@@ -35,6 +28,84 @@
       </w:r>
       <w:r>
         <w:t>Procedura nie zastępuje obowiązków ustawowych ani zewnętrznych kanałów zgłaszania. Przed przyjęciem należy zweryfikować jej zgodność z aktualnymi przepisami.</w:t>
+      </w:r>
+    </w:p>
+    <w:p>
+      <w:r>
+        <w:rPr>
+          <w:b/>
+        </w:rPr>
+        <w:t>Tryb przyjęcia (propozycja)</w:t>
+      </w:r>
+      <w:r>
+        <w:t>: uchwała Rady Nadzorczej na podstawie § 49 ust. 1 pkt 21 Statutu — do potwierdzenia łącznie z trybem przyjęcia Kodeksu, patrz „Kodeks odpowiedzialnego sprawowania mandatu" § 15.</w:t>
+      </w:r>
+    </w:p>
+    <w:p>
+      <w:r>
+        <w:rPr>
+          <w:b/>
+        </w:rPr>
+        <w:t>Podstawa ustawowa (dodana po audycie, zaktualizowana po pełnej konwersji ustawy).</w:t>
+      </w:r>
+      <w:r>
+        <w:t xml:space="preserve"> Jeżeli Spółdzielnia zatrudnia </w:t>
+      </w:r>
+      <w:r>
+        <w:rPr>
+          <w:b/>
+        </w:rPr>
+        <w:t>co najmniej 50 osób</w:t>
+      </w:r>
+      <w:r>
+        <w:t xml:space="preserve"> w przeliczeniu na pełne etaty (stan na 1 stycznia lub 1 lipca danego roku — ustawa o ochronie sygnalistów z 14 czerwca 2024 r., Dz. U. 2024 poz. 928, art. 23 ust. 1–2), niniejsza Procedura musi spełniać wymogi tej ustawy — niezależnie od tego, czy Spółdzielnia przyjmie własny dokument, ustawa i tak obowiązuje. Poniżej tego progu ustanowienie procedury jest fakultatywne (art. 24 ust. 2), ale jeśli Spółdzielnia ją ma, powinna i tak spełniać te same wymogi jakościowe. </w:t>
+      </w:r>
+      <w:r>
+        <w:rPr>
+          <w:b/>
+        </w:rPr>
+        <w:t>Do zweryfikowania: czy SMDM przekracza ten próg zatrudnienia</w:t>
+      </w:r>
+      <w:r>
+        <w:t xml:space="preserve"> — ta baza wiedzy nie zawiera liczby etatów.</w:t>
+      </w:r>
+    </w:p>
+    <w:p>
+      <w:r>
+        <w:rPr>
+          <w:b/>
+        </w:rPr>
+        <w:t>Konsultacje przed ustanowieniem procedury — krok pominięty w tym projekcie.</w:t>
+      </w:r>
+      <w:r>
+        <w:t xml:space="preserve"> Ustawa wymaga, żeby procedurę zgłoszeń wewnętrznych ustalić </w:t>
+      </w:r>
+      <w:r>
+        <w:rPr>
+          <w:b/>
+        </w:rPr>
+        <w:t>po konsultacji</w:t>
+      </w:r>
+      <w:r>
+        <w:t xml:space="preserve"> z zakładową organizacją związkową (albo z przedstawicielami pracowników, jeśli związek nie działa), trwającej </w:t>
+      </w:r>
+      <w:r>
+        <w:rPr>
+          <w:b/>
+        </w:rPr>
+        <w:t>5–10 dni</w:t>
+      </w:r>
+      <w:r>
+        <w:t xml:space="preserve"> od przedstawienia projektu, a sama procedura wchodzi w życie dopiero </w:t>
+      </w:r>
+      <w:r>
+        <w:rPr>
+          <w:b/>
+        </w:rPr>
+        <w:t>7 dni</w:t>
+      </w:r>
+      <w:r>
+        <w:t xml:space="preserve"> po podaniu jej do wiadomości osób wykonujących pracę (art. 24 ust. 3–5). To dotyczy więc też Związku Zawodowego „Budowlani" — ten krok trzeba dodać do trybu przyjęcia w § 15 Kodeksu, nie tylko do tego dokumentu.</w:t>
       </w:r>
     </w:p>
     <w:p>
@@ -59,41 +130,26 @@
       </w:r>
     </w:p>
     <w:p>
-      <w:pPr>
-        <w:pStyle w:val="ListBullet"/>
-      </w:pPr>
       <w:r>
         <w:t>zgłoszenia w dobrej wierze są chronione przed odwetem;</w:t>
       </w:r>
     </w:p>
     <w:p>
-      <w:pPr>
-        <w:pStyle w:val="ListBullet"/>
-      </w:pPr>
       <w:r>
         <w:t>zgłaszający nie musi samodzielnie ustalać odpowiedzialności — powinien przekazać znane mu fakty;</w:t>
       </w:r>
     </w:p>
     <w:p>
-      <w:pPr>
-        <w:pStyle w:val="ListBullet"/>
-      </w:pPr>
       <w:r>
         <w:t>postępowanie prowadzi osoba bezstronna i niezainteresowana wynikiem;</w:t>
       </w:r>
     </w:p>
     <w:p>
-      <w:pPr>
-        <w:pStyle w:val="ListBullet"/>
-      </w:pPr>
       <w:r>
         <w:t>informacje są ujawniane wyłącznie osobom, które muszą je znać;</w:t>
       </w:r>
     </w:p>
     <w:p>
-      <w:pPr>
-        <w:pStyle w:val="ListBullet"/>
-      </w:pPr>
       <w:r>
         <w:t>podejrzenie nieprawidłowości nie powinno być publicznie rozstrzygane przed zakończeniem weryfikacji.</w:t>
       </w:r>
@@ -113,12 +169,49 @@
     </w:p>
     <w:p>
       <w:r>
+        <w:t xml:space="preserve">1a. Na wniosek zgłaszającego, zgłoszenie ustne może zostać dokonane podczas bezpośredniego spotkania zorganizowanego w terminie </w:t>
+      </w:r>
+      <w:r>
+        <w:rPr>
+          <w:b/>
+        </w:rPr>
+        <w:t>14 dni</w:t>
+      </w:r>
+      <w:r>
+        <w:t xml:space="preserve"> od otrzymania takiego wniosku — wymóg ustawowy (art. 26 ust. 6), obowiązkowy jeśli Spółdzielnia podlega tej ustawie (patrz UWAGA na początku dokumentu). Zgłoszenie może być też dokonane telefonicznie — jeśli linia jest nagrywana, za zgodą zgłaszającego dokumentuje się je nagraniem lub transkrypcją; jeśli nie jest nagrywana — protokołem rozmowy, który zgłaszający może sprawdzić i podpisać (art. 26 ust. 2–5).</w:t>
+      </w:r>
+    </w:p>
+    <w:p>
+      <w:r>
         <w:t>2. Jeżeli zgłoszenie dotyczy osoby odpowiedzialnej za przyjmowanie zgłoszeń, kieruje się je do osoby zastępczej [●].</w:t>
       </w:r>
     </w:p>
     <w:p>
       <w:r>
-        <w:t>3. Należy przewidzieć kanał dla zgłoszeń dotyczących całego Zarządu lub całej Rady [●].</w:t>
+        <w:t xml:space="preserve">3. Należy przewidzieć kanał dla zgłoszeń dotyczących całego Zarządu lub całej Rady [●] — </w:t>
+      </w:r>
+      <w:r>
+        <w:rPr>
+          <w:b/>
+        </w:rPr>
+        <w:t>to samo pytanie co w Procedurze skarg i wniosków</w:t>
+      </w:r>
+      <w:r>
+        <w:t xml:space="preserve"> § 4 ust. 3; oba dokumenty powinny dostać spójną odpowiedź.</w:t>
+      </w:r>
+    </w:p>
+    <w:p>
+      <w:r>
+        <w:t xml:space="preserve">4. </w:t>
+      </w:r>
+      <w:r>
+        <w:rPr>
+          <w:b/>
+        </w:rPr>
+        <w:t>Zgłoszenia zewnętrzne, niezależne od tej Procedury.</w:t>
+      </w:r>
+      <w:r>
+        <w:t xml:space="preserve"> Zgłaszający może, bez uprzedniego zgłoszenia wewnętrznego, dokonać zgłoszenia do Rzecznika Praw Obywatelskich albo właściwego organu publicznego (art. 30 ust. 1–2). Ta Procedura tego prawa nie ogranicza ani nie zastępuje — informację o tej możliwości, zrozumiałą i łatwo dostępną, należy zamieścić w samej Procedurze (nie tylko przekazać przy potwierdzeniu zgłoszenia) — wymóg ustawowy (art. 25 ust. 1 pkt 8).</w:t>
       </w:r>
     </w:p>
     <w:p>
@@ -131,7 +224,48 @@
     </w:p>
     <w:p>
       <w:r>
-        <w:t>1. Zgłoszenie otrzymuje numer i datę wpływu.</w:t>
+        <w:t xml:space="preserve">1. Zgłoszenie otrzymuje numer i datę wpływu i jest wpisywane do </w:t>
+      </w:r>
+      <w:r>
+        <w:rPr>
+          <w:b/>
+        </w:rPr>
+        <w:t>rejestru zgłoszeń</w:t>
+      </w:r>
+      <w:r>
+        <w:t xml:space="preserve">, który obejmuje: numer zgłoszenia, przedmiot naruszenia, dane osobowe zgłaszającego i osoby, której dotyczy zgłoszenie (w zakresie niezbędnym do identyfikacji), adres do kontaktu zgłaszającego, datę zgłoszenia, informację o podjętych działaniach następczych oraz datę zakończenia sprawy (art. 29 ust. 1 i 4). Dane w rejestrze przechowuje się </w:t>
+      </w:r>
+      <w:r>
+        <w:rPr>
+          <w:b/>
+        </w:rPr>
+        <w:t>3 lata</w:t>
+      </w:r>
+      <w:r>
+        <w:t xml:space="preserve"> po zakończeniu roku kalendarzowego, w którym zakończono sprawę (art. 29 ust. 5).</w:t>
+      </w:r>
+    </w:p>
+    <w:p>
+      <w:r>
+        <w:t xml:space="preserve">1a. </w:t>
+      </w:r>
+      <w:r>
+        <w:rPr>
+          <w:b/>
+        </w:rPr>
+        <w:t>Potwierdzenie przyjęcia zgłoszenia</w:t>
+      </w:r>
+      <w:r>
+        <w:t xml:space="preserve"> przekazuje się zgłaszającemu w terminie </w:t>
+      </w:r>
+      <w:r>
+        <w:rPr>
+          <w:b/>
+        </w:rPr>
+        <w:t>7 dni</w:t>
+      </w:r>
+      <w:r>
+        <w:t xml:space="preserve"> od otrzymania zgłoszenia (art. 25 ust. 1 pkt 5) — chyba że zgłaszający wyraźnie nie zażyczył sobie potwierdzenia albo nie podał adresu do kontaktu.</w:t>
       </w:r>
     </w:p>
     <w:p>
@@ -142,6 +276,20 @@
     <w:p>
       <w:r>
         <w:t>3. Jeżeli sprawa wymaga zabezpieczenia dokumentów lub danych, podejmuje się działania przed kontaktem z osobą, której dotyczy zgłoszenie.</w:t>
+      </w:r>
+    </w:p>
+    <w:p>
+      <w:r>
+        <w:t xml:space="preserve">4. Zgłoszenia przyjmuje wyznaczona, bezstronna jednostka lub osoba [●], upoważniona do podejmowania działań następczych, w tym weryfikacji zgłoszenia i dalszego postępowania wyjaśniającego (art. 25 ust. 1 pkt 1 i 3). Osoby dopuszczone do przyjmowania/weryfikacji zgłoszeń muszą mieć </w:t>
+      </w:r>
+      <w:r>
+        <w:rPr>
+          <w:b/>
+        </w:rPr>
+        <w:t>pisemne upoważnienie</w:t>
+      </w:r>
+      <w:r>
+        <w:t xml:space="preserve"> i są związane tajemnicą również po ustaniu zatrudnienia (art. 27 ust. 2). Procedurę postępowania ze zgłoszeniami anonimowymi ustala się odrębnie [●] (art. 25 ust. 1 pkt 4).</w:t>
       </w:r>
     </w:p>
     <w:p>
@@ -182,7 +330,30 @@
     </w:p>
     <w:p>
       <w:r>
-        <w:t>Po zakończeniu weryfikacji sporządza się krótkie podsumowanie ustaleń, wskazując, czy zarzut został: potwierdzony, częściowo potwierdzony, niepotwierdzony albo nie można było go rozstrzygnąć.</w:t>
+        <w:t>1. Po zakończeniu weryfikacji sporządza się krótkie podsumowanie ustaleń, wskazując, czy zarzut został: potwierdzony, częściowo potwierdzony, niepotwierdzony albo nie można było go rozstrzygnąć.</w:t>
+      </w:r>
+    </w:p>
+    <w:p>
+      <w:r>
+        <w:t xml:space="preserve">2. </w:t>
+      </w:r>
+      <w:r>
+        <w:rPr>
+          <w:b/>
+        </w:rPr>
+        <w:t>Informację zwrotną</w:t>
+      </w:r>
+      <w:r>
+        <w:t xml:space="preserve"> o podjętych lub planowanych działaniach następczych przekazuje się zgłaszającemu w terminie </w:t>
+      </w:r>
+      <w:r>
+        <w:rPr>
+          <w:b/>
+        </w:rPr>
+        <w:t>3 miesięcy</w:t>
+      </w:r>
+      <w:r>
+        <w:t xml:space="preserve"> od potwierdzenia przyjęcia zgłoszenia (albo od upływu 7 dni na potwierdzenie, jeśli go nie przekazano) — wymóg ustawowy (art. 25 ust. 1 pkt 7).</w:t>
       </w:r>
     </w:p>
     <w:p>
@@ -196,6 +367,11 @@
     <w:p>
       <w:r>
         <w:t>Nie wolno podejmować działań odwetowych wobec osoby, która w dobrej wierze zgłosiła podejrzenie nieprawidłowości lub uczestniczyła w postępowaniu wyjaśniającym.</w:t>
+      </w:r>
+    </w:p>
+    <w:p>
+      <w:r>
+        <w:t>Jeżeli zgłaszający jest pracownikiem Spółdzielni, zakaz działań odwetowych i ich katalog (m.in. wypowiedzenie, obniżenie wynagrodzenia, wstrzymanie awansu, przeniesienie na niższe stanowisko, mobbing) wynikają wprost z ustawy (art. 11–12) — niezależnie od tego, czy Spółdzielnia podlega jej obowiązkowo. Ta ochrona dotyczy szerszego kręgu osób niż tylko pracownicy — także np. zleceniobiorców, stażystów i członków organów (art. 4).</w:t>
       </w:r>
     </w:p>
     <w:p>
@@ -213,7 +389,7 @@
     </w:p>
     <w:sectPr>
       <w:pgSz w:w="12240" w:h="15840"/>
-      <w:pgMar w:top="1247" w:right="1134" w:bottom="1134" w:left="1361" w:header="720" w:footer="720" w:gutter="0"/>
+      <w:pgMar w:top="1440" w:right="1800" w:bottom="1440" w:left="1800" w:header="720" w:footer="720" w:gutter="0"/>
       <w:cols w:space="720"/>
       <w:docGrid w:linePitch="360"/>
     </w:sectPr>
@@ -585,8 +761,8 @@
     <w:qFormat/>
     <w:rsid w:val="00FC693F"/>
     <w:rPr>
-      <w:rFonts w:ascii="Aptos" w:hAnsi="Aptos"/>
-      <w:sz w:val="21"/>
+      <w:rFonts w:ascii="Calibri" w:hAnsi="Calibri"/>
+      <w:sz w:val="22"/>
     </w:rPr>
   </w:style>
   <w:style w:type="paragraph" w:styleId="Header">
@@ -648,11 +824,11 @@
       <w:outlineLvl w:val="0"/>
     </w:pPr>
     <w:rPr>
-      <w:rFonts w:asciiTheme="majorHAnsi" w:eastAsiaTheme="majorEastAsia" w:hAnsiTheme="majorHAnsi" w:cstheme="majorBidi" w:ascii="Aptos Display" w:hAnsi="Aptos Display"/>
+      <w:rFonts w:asciiTheme="majorHAnsi" w:eastAsiaTheme="majorEastAsia" w:hAnsiTheme="majorHAnsi" w:cstheme="majorBidi"/>
       <w:b/>
       <w:bCs/>
       <w:color w:val="365F91" w:themeColor="accent1" w:themeShade="BF"/>
-      <w:sz w:val="30"/>
+      <w:sz w:val="28"/>
       <w:szCs w:val="28"/>
     </w:rPr>
   </w:style>
@@ -672,11 +848,11 @@
       <w:outlineLvl w:val="1"/>
     </w:pPr>
     <w:rPr>
-      <w:rFonts w:asciiTheme="majorHAnsi" w:eastAsiaTheme="majorEastAsia" w:hAnsiTheme="majorHAnsi" w:cstheme="majorBidi" w:ascii="Aptos Display" w:hAnsi="Aptos Display"/>
+      <w:rFonts w:asciiTheme="majorHAnsi" w:eastAsiaTheme="majorEastAsia" w:hAnsiTheme="majorHAnsi" w:cstheme="majorBidi"/>
       <w:b/>
       <w:bCs/>
       <w:color w:val="4F81BD" w:themeColor="accent1"/>
-      <w:sz w:val="24"/>
+      <w:sz w:val="26"/>
       <w:szCs w:val="26"/>
     </w:rPr>
   </w:style>
@@ -696,7 +872,7 @@
       <w:outlineLvl w:val="2"/>
     </w:pPr>
     <w:rPr>
-      <w:rFonts w:asciiTheme="majorHAnsi" w:eastAsiaTheme="majorEastAsia" w:hAnsiTheme="majorHAnsi" w:cstheme="majorBidi" w:ascii="Aptos Display" w:hAnsi="Aptos Display"/>
+      <w:rFonts w:asciiTheme="majorHAnsi" w:eastAsiaTheme="majorEastAsia" w:hAnsiTheme="majorHAnsi" w:cstheme="majorBidi"/>
       <w:b/>
       <w:bCs/>
       <w:color w:val="4F81BD" w:themeColor="accent1"/>
@@ -937,11 +1113,11 @@
       <w:contextualSpacing/>
     </w:pPr>
     <w:rPr>
-      <w:rFonts w:asciiTheme="majorHAnsi" w:eastAsiaTheme="majorEastAsia" w:hAnsiTheme="majorHAnsi" w:cstheme="majorBidi" w:ascii="Aptos Display" w:hAnsi="Aptos Display"/>
+      <w:rFonts w:asciiTheme="majorHAnsi" w:eastAsiaTheme="majorEastAsia" w:hAnsiTheme="majorHAnsi" w:cstheme="majorBidi"/>
       <w:color w:val="17365D" w:themeColor="text2" w:themeShade="BF"/>
       <w:spacing w:val="5"/>
       <w:kern w:val="28"/>
-      <w:sz w:val="44"/>
+      <w:sz w:val="52"/>
       <w:szCs w:val="52"/>
     </w:rPr>
   </w:style>

--- a/projekty/03_Procedura_zglaszania_nieprawidlowosci.docx
+++ b/projekty/03_Procedura_zglaszania_nieprawidlowosci.docx
@@ -35,18 +35,7 @@
         <w:rPr>
           <w:b/>
         </w:rPr>
-        <w:t>Tryb przyjęcia (propozycja)</w:t>
-      </w:r>
-      <w:r>
-        <w:t>: uchwała Rady Nadzorczej na podstawie § 49 ust. 1 pkt 21 Statutu — do potwierdzenia łącznie z trybem przyjęcia Kodeksu, patrz „Kodeks odpowiedzialnego sprawowania mandatu" § 15.</w:t>
-      </w:r>
-    </w:p>
-    <w:p>
-      <w:r>
-        <w:rPr>
-          <w:b/>
-        </w:rPr>
-        <w:t>Podstawa ustawowa (dodana po audycie, zaktualizowana po pełnej konwersji ustawy).</w:t>
+        <w:t>Podstawa ustawowa.</w:t>
       </w:r>
       <w:r>
         <w:t xml:space="preserve"> Jeżeli Spółdzielnia zatrudnia </w:t>
@@ -64,10 +53,7 @@
         <w:rPr>
           <w:b/>
         </w:rPr>
-        <w:t>Do zweryfikowania: czy SMDM przekracza ten próg zatrudnienia</w:t>
-      </w:r>
-      <w:r>
-        <w:t xml:space="preserve"> — ta baza wiedzy nie zawiera liczby etatów.</w:t>
+        <w:t>Do ustalenia przed przyjęciem: czy SMDM przekracza ten próg zatrudnienia.</w:t>
       </w:r>
     </w:p>
     <w:p>
@@ -75,19 +61,19 @@
         <w:rPr>
           <w:b/>
         </w:rPr>
-        <w:t>Konsultacje przed ustanowieniem procedury — krok pominięty w tym projekcie.</w:t>
+        <w:t>Tryb przyjęcia (propozycja)</w:t>
       </w:r>
       <w:r>
-        <w:t xml:space="preserve"> Ustawa wymaga, żeby procedurę zgłoszeń wewnętrznych ustalić </w:t>
+        <w:t xml:space="preserve">: uchwała Rady Nadzorczej na podstawie § 49 ust. 1 pkt 21 Statutu, poprzedzona </w:t>
       </w:r>
       <w:r>
         <w:rPr>
           <w:b/>
         </w:rPr>
-        <w:t>po konsultacji</w:t>
+        <w:t>konsultacją z zakładową organizacją związkową</w:t>
       </w:r>
       <w:r>
-        <w:t xml:space="preserve"> z zakładową organizacją związkową (albo z przedstawicielami pracowników, jeśli związek nie działa), trwającej </w:t>
+        <w:t xml:space="preserve"> (albo z przedstawicielami pracowników, jeśli związek nie działa) trwającą </w:t>
       </w:r>
       <w:r>
         <w:rPr>
@@ -96,7 +82,7 @@
         <w:t>5–10 dni</w:t>
       </w:r>
       <w:r>
-        <w:t xml:space="preserve"> od przedstawienia projektu, a sama procedura wchodzi w życie dopiero </w:t>
+        <w:t xml:space="preserve"> od przedstawienia projektu — wymóg ustawowy (art. 24 ust. 3–5). Procedura wchodzi w życie </w:t>
       </w:r>
       <w:r>
         <w:rPr>
@@ -105,7 +91,7 @@
         <w:t>7 dni</w:t>
       </w:r>
       <w:r>
-        <w:t xml:space="preserve"> po podaniu jej do wiadomości osób wykonujących pracę (art. 24 ust. 3–5). To dotyczy więc też Związku Zawodowego „Budowlani" — ten krok trzeba dodać do trybu przyjęcia w § 15 Kodeksu, nie tylko do tego dokumentu.</w:t>
+        <w:t xml:space="preserve"> po podaniu jej do wiadomości osób wykonujących pracę. Tryb przyjęcia całego pakietu dokumentów — patrz „Kodeks odpowiedzialnego sprawowania mandatu" § 15.</w:t>
       </w:r>
     </w:p>
     <w:p>

--- a/projekty/03_Procedura_zglaszania_nieprawidlowosci.docx
+++ b/projekty/03_Procedura_zglaszania_nieprawidlowosci.docx
@@ -174,16 +174,7 @@
     </w:p>
     <w:p>
       <w:r>
-        <w:t xml:space="preserve">3. Należy przewidzieć kanał dla zgłoszeń dotyczących całego Zarządu lub całej Rady [●] — </w:t>
-      </w:r>
-      <w:r>
-        <w:rPr>
-          <w:b/>
-        </w:rPr>
-        <w:t>to samo pytanie co w Procedurze skarg i wniosków</w:t>
-      </w:r>
-      <w:r>
-        <w:t xml:space="preserve"> § 4 ust. 3; oba dokumenty powinny dostać spójną odpowiedź.</w:t>
+        <w:t>3. Należy przewidzieć kanał dla zgłoszeń dotyczących całego Zarządu lub całej Rady [●] — to samo co w Procedurze skarg i wniosków § 4 ust. 3.</w:t>
       </w:r>
     </w:p>
     <w:p>

--- a/projekty/03_Procedura_zglaszania_nieprawidlowosci.docx
+++ b/projekty/03_Procedura_zglaszania_nieprawidlowosci.docx
@@ -164,7 +164,7 @@
         <w:t>14 dni</w:t>
       </w:r>
       <w:r>
-        <w:t xml:space="preserve"> od otrzymania takiego wniosku — wymóg ustawowy (art. 26 ust. 6), obowiązkowy jeśli Spółdzielnia podlega tej ustawie (patrz UWAGA na początku dokumentu). Zgłoszenie może być też dokonane telefonicznie — jeśli linia jest nagrywana, za zgodą zgłaszającego dokumentuje się je nagraniem lub transkrypcją; jeśli nie jest nagrywana — protokołem rozmowy, który zgłaszający może sprawdzić i podpisać (art. 26 ust. 2–5).</w:t>
+        <w:t xml:space="preserve"> od otrzymania takiego wniosku. Zgłoszenie może być też dokonane telefonicznie — jeśli linia jest nagrywana, za zgodą zgłaszającego dokumentuje się je nagraniem lub transkrypcją; jeśli nie jest nagrywana — protokołem rozmowy, który zgłaszający może sprawdzić i podpisać (art. 26 ust. 2–5).</w:t>
       </w:r>
     </w:p>
     <w:p>
